--- a/go/creeper/documento.docx
+++ b/go/creeper/documento.docx
@@ -14,4 +14,11 @@
     </w:p>
   </w:body>
 </w:document>
+</file>
+
+<file path=creeper_infection/.creeper_marker.txt>CREEPER VIRUS - INFECTION MARKER
+Timestamp: 2026-07-09 14:31:31
+Original file: documento.docx
+This file was infected by the Creeper educational virus.
+
 </file>
--- a/go/creeper/documento.docx
+++ b/go/creeper/documento.docx
@@ -14,11 +14,4 @@
     </w:p>
   </w:body>
 </w:document>
-</file>
-
-<file path=creeper_infection/.creeper_marker.txt>CREEPER VIRUS - INFECTION MARKER
-Timestamp: 2026-07-09 14:31:31
-Original file: documento.docx
-This file was infected by the Creeper educational virus.
-
 </file>